--- a/Reports/Report 1.docx
+++ b/Reports/Report 1.docx
@@ -350,13 +350,23 @@
                           <w:lang w:val="en-US"/>
                         </w:rPr>
                       </w:pPr>
+                      <w:proofErr w:type="spellStart"/>
                       <w:r>
                         <w:rPr>
                           <w:rFonts w:ascii="Times New Roman" w:hAnsi="Times New Roman"/>
                           <w:b/>
                           <w:lang w:val="en-US"/>
                         </w:rPr>
-                        <w:t>PKFokam Institute of Excellence</w:t>
+                        <w:t>PKFokam</w:t>
+                      </w:r>
+                      <w:proofErr w:type="spellEnd"/>
+                      <w:r>
+                        <w:rPr>
+                          <w:rFonts w:ascii="Times New Roman" w:hAnsi="Times New Roman"/>
+                          <w:b/>
+                          <w:lang w:val="en-US"/>
+                        </w:rPr>
+                        <w:t xml:space="preserve"> Institute of Excellence</w:t>
                       </w:r>
                     </w:p>
                     <w:p>
@@ -400,8 +410,17 @@
                           <w:rFonts w:ascii="Times New Roman" w:hAnsi="Times New Roman"/>
                           <w:b/>
                         </w:rPr>
-                        <w:t>P.O.BOX 11646 Yaoundé – Cameroon</w:t>
+                        <w:t xml:space="preserve">P.O.BOX 11646 Yaoundé – </w:t>
                       </w:r>
+                      <w:proofErr w:type="spellStart"/>
+                      <w:r>
+                        <w:rPr>
+                          <w:rFonts w:ascii="Times New Roman" w:hAnsi="Times New Roman"/>
+                          <w:b/>
+                        </w:rPr>
+                        <w:t>Cameroon</w:t>
+                      </w:r>
+                      <w:proofErr w:type="spellEnd"/>
                     </w:p>
                   </w:txbxContent>
                 </v:textbox>
@@ -855,12 +874,21 @@
                           <w:b/>
                         </w:rPr>
                       </w:pPr>
+                      <w:proofErr w:type="spellStart"/>
                       <w:r>
                         <w:rPr>
                           <w:rFonts w:ascii="Times New Roman" w:eastAsia="Times New Roman" w:hAnsi="Times New Roman"/>
                           <w:b/>
                         </w:rPr>
-                        <w:t xml:space="preserve">PKFokam </w:t>
+                        <w:t>PKFokam</w:t>
+                      </w:r>
+                      <w:proofErr w:type="spellEnd"/>
+                      <w:r>
+                        <w:rPr>
+                          <w:rFonts w:ascii="Times New Roman" w:eastAsia="Times New Roman" w:hAnsi="Times New Roman"/>
+                          <w:b/>
+                        </w:rPr>
+                        <w:t xml:space="preserve"> </w:t>
                       </w:r>
                       <w:r>
                         <w:rPr>
@@ -1169,13 +1197,23 @@
             </w:tcMar>
           </w:tcPr>
           <w:p>
-            <w:r>
-              <w:rPr>
-                <w:color w:val="333333"/>
-                <w:sz w:val="20"/>
-                <w:szCs w:val="20"/>
-              </w:rPr>
-              <w:t>MySQL  Restaurant DB</w:t>
+            <w:proofErr w:type="gramStart"/>
+            <w:r>
+              <w:rPr>
+                <w:color w:val="333333"/>
+                <w:sz w:val="20"/>
+                <w:szCs w:val="20"/>
+              </w:rPr>
+              <w:t>MySQL  Restaurant</w:t>
+            </w:r>
+            <w:proofErr w:type="gramEnd"/>
+            <w:r>
+              <w:rPr>
+                <w:color w:val="333333"/>
+                <w:sz w:val="20"/>
+                <w:szCs w:val="20"/>
+              </w:rPr>
+              <w:t xml:space="preserve"> DB</w:t>
             </w:r>
           </w:p>
         </w:tc>
@@ -1912,14 +1950,6 @@
     </w:p>
     <w:p>
       <w:pPr>
-        <w:spacing w:before="60" w:after="60"/>
-        <w:rPr>
-          <w:lang w:val="en-US"/>
-        </w:rPr>
-      </w:pPr>
-    </w:p>
-    <w:p>
-      <w:pPr>
         <w:spacing w:before="80" w:after="80"/>
         <w:rPr>
           <w:lang w:val="en-US"/>
@@ -1932,14 +1962,6 @@
         </w:rPr>
         <w:t>In order to efficiently organize our work and meet the project requirements, we divided the development of the application into three (3) distinct phases as follows:</w:t>
       </w:r>
-    </w:p>
-    <w:p>
-      <w:pPr>
-        <w:spacing w:before="60" w:after="60"/>
-        <w:rPr>
-          <w:lang w:val="en-US"/>
-        </w:rPr>
-      </w:pPr>
     </w:p>
     <w:tbl>
       <w:tblPr>
@@ -2370,14 +2392,6 @@
     </w:tbl>
     <w:p>
       <w:pPr>
-        <w:spacing w:before="120" w:after="120"/>
-        <w:rPr>
-          <w:lang w:val="en-US"/>
-        </w:rPr>
-      </w:pPr>
-    </w:p>
-    <w:p>
-      <w:pPr>
         <w:spacing w:before="80" w:after="80"/>
         <w:rPr>
           <w:lang w:val="en-US"/>
@@ -2597,6 +2611,7 @@
         <w:spacing w:before="50" w:after="50"/>
       </w:pPr>
       <w:proofErr w:type="spellStart"/>
+      <w:proofErr w:type="gramStart"/>
       <w:r>
         <w:rPr>
           <w:b/>
@@ -2606,6 +2621,7 @@
         <w:t>pillow</w:t>
       </w:r>
       <w:proofErr w:type="spellEnd"/>
+      <w:proofErr w:type="gramEnd"/>
       <w:r>
         <w:rPr>
           <w:color w:val="333333"/>
@@ -2632,7 +2648,6 @@
           <w:color w:val="333333"/>
           <w:lang w:val="en-US"/>
         </w:rPr>
-        <w:lastRenderedPageBreak/>
         <w:t>python-decouple</w:t>
       </w:r>
       <w:r>
@@ -2681,6 +2696,7 @@
           <w:color w:val="333333"/>
           <w:lang w:val="en-US"/>
         </w:rPr>
+        <w:lastRenderedPageBreak/>
         <w:t>After installing the required tools, we created the base Django project structure. This was done from the terminal inside our group's working folder.</w:t>
       </w:r>
     </w:p>
@@ -3222,6 +3238,7 @@
           </w:tcPr>
           <w:p>
             <w:proofErr w:type="spellStart"/>
+            <w:proofErr w:type="gramStart"/>
             <w:r>
               <w:rPr>
                 <w:b/>
@@ -3233,6 +3250,7 @@
               <w:t>users</w:t>
             </w:r>
             <w:proofErr w:type="spellEnd"/>
+            <w:proofErr w:type="gramEnd"/>
           </w:p>
         </w:tc>
         <w:tc>
@@ -3322,6 +3340,7 @@
           </w:tcPr>
           <w:p>
             <w:proofErr w:type="spellStart"/>
+            <w:proofErr w:type="gramStart"/>
             <w:r>
               <w:rPr>
                 <w:b/>
@@ -3333,6 +3352,7 @@
               <w:t>products</w:t>
             </w:r>
             <w:proofErr w:type="spellEnd"/>
+            <w:proofErr w:type="gramEnd"/>
           </w:p>
         </w:tc>
         <w:tc>
@@ -3468,6 +3488,7 @@
           </w:tcPr>
           <w:p>
             <w:proofErr w:type="spellStart"/>
+            <w:proofErr w:type="gramStart"/>
             <w:r>
               <w:rPr>
                 <w:b/>
@@ -3479,6 +3500,7 @@
               <w:t>orders</w:t>
             </w:r>
             <w:proofErr w:type="spellEnd"/>
+            <w:proofErr w:type="gramEnd"/>
           </w:p>
         </w:tc>
         <w:tc>
@@ -3596,6 +3618,7 @@
           </w:tcPr>
           <w:p>
             <w:proofErr w:type="spellStart"/>
+            <w:proofErr w:type="gramStart"/>
             <w:r>
               <w:rPr>
                 <w:b/>
@@ -3607,6 +3630,7 @@
               <w:t>inventory</w:t>
             </w:r>
             <w:proofErr w:type="spellEnd"/>
+            <w:proofErr w:type="gramEnd"/>
           </w:p>
         </w:tc>
         <w:tc>
@@ -3704,6 +3728,7 @@
           </w:tcPr>
           <w:p>
             <w:proofErr w:type="spellStart"/>
+            <w:proofErr w:type="gramStart"/>
             <w:r>
               <w:rPr>
                 <w:b/>
@@ -3715,6 +3740,7 @@
               <w:t>hr</w:t>
             </w:r>
             <w:proofErr w:type="spellEnd"/>
+            <w:proofErr w:type="gramEnd"/>
           </w:p>
         </w:tc>
         <w:tc>
@@ -3804,6 +3830,7 @@
           </w:tcPr>
           <w:p>
             <w:proofErr w:type="spellStart"/>
+            <w:proofErr w:type="gramStart"/>
             <w:r>
               <w:rPr>
                 <w:b/>
@@ -3815,6 +3842,7 @@
               <w:t>delivery</w:t>
             </w:r>
             <w:proofErr w:type="spellEnd"/>
+            <w:proofErr w:type="gramEnd"/>
           </w:p>
         </w:tc>
         <w:tc>
@@ -4020,6 +4048,7 @@
           </w:tcPr>
           <w:p>
             <w:proofErr w:type="spellStart"/>
+            <w:proofErr w:type="gramStart"/>
             <w:r>
               <w:rPr>
                 <w:b/>
@@ -4031,6 +4060,7 @@
               <w:t>dashboard</w:t>
             </w:r>
             <w:proofErr w:type="spellEnd"/>
+            <w:proofErr w:type="gramEnd"/>
           </w:p>
         </w:tc>
         <w:tc>
@@ -5590,6 +5620,7 @@
             </w:tcMar>
           </w:tcPr>
           <w:p>
+            <w:proofErr w:type="gramStart"/>
             <w:r>
               <w:rPr>
                 <w:b/>
@@ -5612,6 +5643,7 @@
               <w:t>gitignore</w:t>
             </w:r>
             <w:proofErr w:type="spellEnd"/>
+            <w:proofErr w:type="gramEnd"/>
           </w:p>
         </w:tc>
         <w:tc>
@@ -5829,7 +5861,23 @@
           <w:color w:val="333333"/>
           <w:lang w:val="en-US"/>
         </w:rPr>
-        <w:t>The remaining group members were added as collaborators through the Settings → Collaborators page of the repository. Each member received an email invitation from GitHub which they accepted in order to gain push access to the repository.</w:t>
+        <w:t xml:space="preserve">The remaining group members were added as collaborators through the </w:t>
+      </w:r>
+      <w:proofErr w:type="gramStart"/>
+      <w:r>
+        <w:rPr>
+          <w:color w:val="333333"/>
+          <w:lang w:val="en-US"/>
+        </w:rPr>
+        <w:t>Settings</w:t>
+      </w:r>
+      <w:proofErr w:type="gramEnd"/>
+      <w:r>
+        <w:rPr>
+          <w:color w:val="333333"/>
+          <w:lang w:val="en-US"/>
+        </w:rPr>
+        <w:t xml:space="preserve"> → Collaborators page of the repository. Each member received an email invitation from GitHub which they accepted in order to gain push access to the repository.</w:t>
       </w:r>
     </w:p>
     <w:p>
@@ -6031,7 +6079,7 @@
           <w:noProof/>
         </w:rPr>
         <w:drawing>
-          <wp:inline distT="0" distB="0" distL="0" distR="0" wp14:anchorId="4C9A76A5" wp14:editId="5BE6F2CB">
+          <wp:inline distT="0" distB="0" distL="0" distR="0" wp14:anchorId="4C9A76A5" wp14:editId="2D05520D">
             <wp:extent cx="6286500" cy="3070860"/>
             <wp:effectExtent l="0" t="0" r="0" b="0"/>
             <wp:docPr id="513156853" name="Image 9"/>
